--- a/Linux/Linux Architecture.docx
+++ b/Linux/Linux Architecture.docx
@@ -506,10 +506,7 @@
         <w:t>Kernel Layer:</w:t>
       </w:r>
       <w:r>
-        <w:t xml:space="preserve"> </w:t>
-      </w:r>
-      <w:r>
-        <w:t xml:space="preserve">Suppose a user wants to copy a file from one location to another. The request goes through the kernel: </w:t>
+        <w:t xml:space="preserve"> Suppose a user wants to copy a file from one location to another. The request goes through the kernel: </w:t>
       </w:r>
     </w:p>
     <w:p>
@@ -577,10 +574,7 @@
         <w:t>Device Drivers:</w:t>
       </w:r>
       <w:r>
-        <w:t xml:space="preserve"> </w:t>
-      </w:r>
-      <w:r>
-        <w:t xml:space="preserve">The kernel communicates with the disk drivers to read and write data. </w:t>
+        <w:t xml:space="preserve"> The kernel communicates with the disk drivers to read and write data. </w:t>
       </w:r>
     </w:p>
     <w:p>
@@ -893,14 +887,7 @@
           <w:i/>
           <w:u w:val="single" w:color="000000"/>
         </w:rPr>
-        <w:t xml:space="preserve">cp </w:t>
-      </w:r>
-      <w:r>
-        <w:rPr>
-          <w:i/>
-          <w:u w:val="single" w:color="000000"/>
-        </w:rPr>
-        <w:t>/home/user/source.txt /home/user/destination.txt</w:t>
+        <w:t>cp /home/user/source.txt /home/user/destination.txt</w:t>
       </w:r>
       <w:r>
         <w:rPr>
@@ -1097,10 +1084,7 @@
       </w:r>
       <w:proofErr w:type="gramEnd"/>
       <w:r>
-        <w:t xml:space="preserve"> kernel schedules and manages the cp </w:t>
-      </w:r>
-      <w:r>
-        <w:t xml:space="preserve">process. If multiple processes are running, the kernel allocates CPU time to the cp process. </w:t>
+        <w:t xml:space="preserve"> kernel schedules and manages the cp process. If multiple processes are running, the kernel allocates CPU time to the cp process. </w:t>
       </w:r>
     </w:p>
     <w:p>
@@ -1507,10 +1491,7 @@
         <w:t>System Utilities:</w:t>
       </w:r>
       <w:r>
-        <w:t xml:space="preserve"> The cp </w:t>
-      </w:r>
-      <w:r>
-        <w:t xml:space="preserve">command is a system utility that encapsulates the copy operation. </w:t>
+        <w:t xml:space="preserve"> The cp command is a system utility that encapsulates the copy operation. </w:t>
       </w:r>
     </w:p>
     <w:p>
@@ -1528,10 +1509,7 @@
         <w:t>User Applications:</w:t>
       </w:r>
       <w:r>
-        <w:t xml:space="preserve"> </w:t>
-      </w:r>
-      <w:r>
-        <w:t xml:space="preserve">A graphical file manager may provide a user interface for copying files, internally using the cp command or similar system calls. </w:t>
+        <w:t xml:space="preserve"> A graphical file manager may provide a user interface for copying files, internally using the cp command or similar system calls. </w:t>
       </w:r>
     </w:p>
     <w:p>
